--- a/applications/smaller_firms/letters/07_Will_McGowan_CoverLetter_LGTCapitalPartners.docx
+++ b/applications/smaller_firms/letters/07_Will_McGowan_CoverLetter_LGTCapitalPartners.docx
@@ -172,7 +172,7 @@
         <w:rPr>
           <w:b w:val="0"/>
         </w:rPr>
-        <w:t>LGT Capital Partners stands out to me because its two-year analyst programme gives graduates real responsibility across secondaries, co-investments and direct investments within a firm managing more than $110 billion, starting with three weeks of tailored training. Valuing a secondary stake means judging hundreds of underlying companies at once, and my CAPM study of 704 portfolios has taught me to work systematically across large, messy datasets without losing sight of what drives each return.</w:t>
+        <w:t>LGT Capital Partners stands out to me because its two-year analyst programme gives graduates real responsibility across secondaries, co-investments and direct investments within a firm managing more than $110 billion, starting with three weeks of tailored training. Valuing a secondary stake means judging hundreds of underlying companies at once, and my CAPM study of 694 portfolios has taught me to work systematically across large, messy datasets without losing sight of what drives each return.</w:t>
       </w:r>
     </w:p>
     <w:p>
